--- a/docs/literature-review.docx
+++ b/docs/literature-review.docx
@@ -712,7 +712,7 @@
           <w:b w:val="0"/>
           <w:sz w:val="24"/>
         </w:rPr>
-        <w:t>在数据资源方面，Lu 等（2023）构建的 BBT-CFLEB 基准中的 FinFE 数据集是目前较有代表性的中文金融社交媒体情感分类数据集，包含训练集 8000 条、验证集 1000 条、测试集 1000 条，标签分为消极、中性、积极三类。原论文报告 GPT2、T5、FinBERT 等模型在其上的准确率约为 79%～80%，说明该任务具有相当难度，尤其是“中性”类样本与弱正面、弱负面样本的边界较为模糊。Lan 等（2023）构建了中文细粒度金融情感分析数据集，并评测了多个大模型的表现。</w:t>
+        <w:t>在数据资源方面，Lu 等（2023）构建的 BBT-CFLEB 基准中的 FinFE 数据集是目前较有代表性的中文金融社交媒体情感分类数据集，原论文描述为训练集 8000 条、验证集 1000 条、测试集 1000 条（公开文件实际规模与此不同），标签分为消极、中性、积极三类。原论文报告 GPT2、T5、FinBERT 等模型在其上的准确率约为 79%～80%，说明该任务具有相当难度，尤其是“中性”类样本与弱正面、弱负面样本的边界较为模糊。Lan 等（2023）构建了中文细粒度金融情感分析数据集，并评测了多个大模型的表现。</w:t>
       </w:r>
     </w:p>
     <w:p>
